--- a/AI Fundamentals Course/Week 2/Week2_Class_Notes.docx
+++ b/AI Fundamentals Course/Week 2/Week2_Class_Notes.docx
@@ -388,7 +388,7 @@
         <w:spacing w:after="160" w:line="360"/>
       </w:pPr>
       <w:r>
-        <w:t xml:space="preserve">KNN is a simple yet effective instance-based algorithm that classifies points based on the majority class among their k nearest neighbors. Distance metrics—Euclidean, Manhattan, or Minkowski—determine 'nearness'. The hyperparameter k critically affects performance: small k makes the model sensitive to noise (high variance), while large k may miss local patterns (high bias). Choosing k often involves cross-validation and understanding the specific problem domain.</w:t>
+        <w:t>KNN is a simple yet effective instance-based algorithm that classifies points based on the majority class among their k nearest neighbors. Distance metrics (Euclidean, Manhattan, or Minkowski) determine 'nearness'. The hyperparameter k critically affects performance: small k makes the model sensitive to noise (high variance), while large k may miss local patterns (high bias). Choosing k often involves cross-validation and understanding the specific problem domain.</w:t>
       </w:r>
     </w:p>
     <w:p>
